--- a/docs/guides/explanatory_note.docx
+++ b/docs/guides/explanatory_note.docx
@@ -52,9 +52,17 @@
     <w:p>
       <w:r>
         <w:fldChar w:fldCharType="begin"/>
-        <w:instrText xml:space="preserve">TOC \o "1-3" \h \z \u</w:instrText>
+      </w:r>
+      <w:r>
+        <w:instrText xml:space="preserve"> TOC \o "1-3" \h \z \u </w:instrText>
+      </w:r>
+      <w:r>
         <w:fldChar w:fldCharType="separate"/>
-        <w:t>Содержание будет обновлено при открытии документа.</w:t>
+      </w:r>
+      <w:r>
+        <w:t>Обновите содержание: правая кнопка → Обновить поле</w:t>
+      </w:r>
+      <w:r>
         <w:fldChar w:fldCharType="end"/>
       </w:r>
     </w:p>
@@ -15633,6 +15641,45 @@
       </w:tcPr>
     </w:tblStylePr>
   </w:style>
+  <w:style w:type="paragraph" w:styleId="TOC1">
+    <w:name w:val="TOC 1"/>
+    <w:basedOn w:val="Normal"/>
+    <w:next w:val="Normal"/>
+    <w:pPr>
+      <w:ind w:left="220" w:hanging="0"/>
+      <w:spacing w:before="0" w:after="40" w:line="240" w:lineRule="auto"/>
+    </w:pPr>
+    <w:rPr>
+      <w:rFonts w:ascii="Calibri" w:hAnsi="Calibri"/>
+      <w:sz w:val="22"/>
+    </w:rPr>
+  </w:style>
+  <w:style w:type="paragraph" w:styleId="TOC2">
+    <w:name w:val="TOC 2"/>
+    <w:basedOn w:val="Normal"/>
+    <w:next w:val="Normal"/>
+    <w:pPr>
+      <w:ind w:left="440" w:hanging="0"/>
+      <w:spacing w:before="0" w:after="40" w:line="240" w:lineRule="auto"/>
+    </w:pPr>
+    <w:rPr>
+      <w:rFonts w:ascii="Calibri" w:hAnsi="Calibri"/>
+      <w:sz w:val="22"/>
+    </w:rPr>
+  </w:style>
+  <w:style w:type="paragraph" w:styleId="TOC3">
+    <w:name w:val="TOC 3"/>
+    <w:basedOn w:val="Normal"/>
+    <w:next w:val="Normal"/>
+    <w:pPr>
+      <w:ind w:left="660" w:hanging="0"/>
+      <w:spacing w:before="0" w:after="40" w:line="240" w:lineRule="auto"/>
+    </w:pPr>
+    <w:rPr>
+      <w:rFonts w:ascii="Calibri" w:hAnsi="Calibri"/>
+      <w:sz w:val="22"/>
+    </w:rPr>
+  </w:style>
 </w:styles>
 </file>
 
